--- a/paper/submission/figure_legends.docx
+++ b/paper/submission/figure_legends.docx
@@ -496,9 +496,10 @@
       <w:outlineLvl w:val="0"/>
     </w:pPr>
     <w:rPr>
-      <w:rFonts w:asciiTheme="majorHAnsi" w:eastAsiaTheme="majorEastAsia" w:hAnsiTheme="majorHAnsi" w:cstheme="majorBidi" w:ascii="Times New Roman" w:hAnsi="Times New Roman" w:eastAsia="Times New Roman"/>
+      <w:rFonts w:ascii="Times New Roman" w:hAnsi="Times New Roman" w:cs="Times New Roman" w:eastAsia="Times New Roman"/>
       <w:b/>
       <w:bCs/>
+      <w:i w:val="0"/>
       <w:color w:val="000000"/>
       <w:sz w:val="28"/>
       <w:szCs w:val="28"/>
@@ -521,9 +522,10 @@
       <w:outlineLvl w:val="1"/>
     </w:pPr>
     <w:rPr>
-      <w:rFonts w:asciiTheme="majorHAnsi" w:eastAsiaTheme="majorEastAsia" w:hAnsiTheme="majorHAnsi" w:cstheme="majorBidi" w:ascii="Times New Roman" w:hAnsi="Times New Roman" w:eastAsia="Times New Roman"/>
+      <w:rFonts w:ascii="Times New Roman" w:hAnsi="Times New Roman" w:cs="Times New Roman" w:eastAsia="Times New Roman"/>
       <w:b/>
       <w:bCs/>
+      <w:i w:val="0"/>
       <w:color w:val="000000"/>
       <w:sz w:val="24"/>
       <w:szCs w:val="26"/>
@@ -546,9 +548,10 @@
       <w:outlineLvl w:val="2"/>
     </w:pPr>
     <w:rPr>
-      <w:rFonts w:asciiTheme="majorHAnsi" w:eastAsiaTheme="majorEastAsia" w:hAnsiTheme="majorHAnsi" w:cstheme="majorBidi" w:ascii="Times New Roman" w:hAnsi="Times New Roman" w:eastAsia="Times New Roman"/>
+      <w:rFonts w:ascii="Times New Roman" w:hAnsi="Times New Roman" w:cs="Times New Roman" w:eastAsia="Times New Roman"/>
       <w:b/>
       <w:bCs/>
+      <w:i/>
       <w:color w:val="000000"/>
       <w:sz w:val="24"/>
     </w:rPr>
@@ -781,16 +784,14 @@
     <w:qFormat/>
     <w:rsid w:val="00FC693F"/>
     <w:pPr>
-      <w:pBdr>
-        <w:bottom w:val="single" w:sz="8" w:space="4" w:color="4F81BD" w:themeColor="accent1"/>
-      </w:pBdr>
       <w:spacing w:after="300" w:line="240" w:lineRule="auto"/>
       <w:contextualSpacing/>
       <w:jc w:val="left"/>
     </w:pPr>
     <w:rPr>
-      <w:rFonts w:asciiTheme="majorHAnsi" w:eastAsiaTheme="majorEastAsia" w:hAnsiTheme="majorHAnsi" w:cstheme="majorBidi" w:ascii="Times New Roman" w:hAnsi="Times New Roman" w:eastAsia="Times New Roman"/>
+      <w:rFonts w:ascii="Times New Roman" w:hAnsi="Times New Roman" w:cs="Times New Roman" w:eastAsia="Times New Roman"/>
       <w:b/>
+      <w:i w:val="0"/>
       <w:color w:val="000000"/>
       <w:spacing w:val="5"/>
       <w:kern w:val="28"/>

--- a/paper/submission/figure_legends.docx
+++ b/paper/submission/figure_legends.docx
@@ -18,7 +18,7 @@
         <w:t xml:space="preserve">Figure 1. </w:t>
       </w:r>
       <w:r>
-        <w:t>Per-service p95 under the old end-to-end root-span scope vs the corrected own-span scope, HR search latency fault</w:t>
+        <w:t>Per-service p95 on Hotel Reservation under a latency fault in search, measured on the end-to-end root span of each trace (left) and on each service's own spans (right); an asterisk marks a service flagged as degraded</w:t>
       </w:r>
     </w:p>
     <w:p>
@@ -29,7 +29,7 @@
         <w:t xml:space="preserve">Figure 2. </w:t>
       </w:r>
       <w:r>
-        <w:t>ancestor_count vs measured ancestor_affected_count per SN service, with y=x and the departing services labelled</w:t>
+        <w:t>Caller count X against the measured number of degraded callers Y for each Social Network service under kill and latency faults; points on the dashed line y = x are saturated, and the labelled service departs from it</w:t>
       </w:r>
     </w:p>
     <w:p>
@@ -40,7 +40,7 @@
         <w:t xml:space="preserve">Figure 3. </w:t>
       </w:r>
       <w:r>
-        <w:t>Post-hoc: primary rho recomputed with each SN service excluded, kill faults</w:t>
+        <w:t>Post hoc leave-one-out check: Spearman's rho between X and Y on Social Network under kill faults, recomputed with each service withheld</w:t>
       </w:r>
     </w:p>
     <w:p>
@@ -51,7 +51,7 @@
         <w:t xml:space="preserve">Figure 4. </w:t>
       </w:r>
       <w:r>
-        <w:t>Rank of all 11 SN services by hybrid_criticality vs by ancestor_count, compose-post-service highlighted</w:t>
+        <w:t>Rank of the eleven Social Network services by the hybrid metric HC and by caller count X, with compose-post-service highlighted</w:t>
       </w:r>
     </w:p>
     <w:sectPr>
